--- a/templates/acta_template.docx
+++ b/templates/acta_template.docx
@@ -197,7 +197,7 @@
           <w:sz w:val="20"/>
           <w:u w:val="none"/>
         </w:rPr>
-        <w:t>{%p for punto in orden_del_dia %}</w:t>
+        <w:t>{%p for punto in ordenDelDia %}</w:t>
       </w:r>
     </w:p>
     <w:p>
